--- a/COURSE_OUTLINE.docx
+++ b/COURSE_OUTLINE.docx
@@ -20,7 +20,77 @@
           <w:szCs w:val="24"/>
         </w:rPr>
         <w:drawing>
-          <wp:anchor distT="36576" distB="36576" distL="36576" distR="36576" simplePos="0" relativeHeight="251667456" behindDoc="0" locked="0" layoutInCell="1" allowOverlap="1" wp14:anchorId="36FD6908" wp14:editId="32B329CE">
+          <wp:anchor distT="0" distB="0" distL="114300" distR="114300" simplePos="0" relativeHeight="251675648" behindDoc="1" locked="0" layoutInCell="1" allowOverlap="1">
+            <wp:simplePos x="0" y="0"/>
+            <wp:positionH relativeFrom="page">
+              <wp:align>center</wp:align>
+            </wp:positionH>
+            <wp:positionV relativeFrom="paragraph">
+              <wp:posOffset>-732022</wp:posOffset>
+            </wp:positionV>
+            <wp:extent cx="1665452" cy="669851"/>
+            <wp:effectExtent l="0" t="0" r="0" b="0"/>
+            <wp:wrapNone/>
+            <wp:docPr id="19" name="Picture 19"/>
+            <wp:cNvGraphicFramePr>
+              <a:graphicFrameLocks xmlns:a="http://schemas.openxmlformats.org/drawingml/2006/main" noChangeAspect="1"/>
+            </wp:cNvGraphicFramePr>
+            <a:graphic xmlns:a="http://schemas.openxmlformats.org/drawingml/2006/main">
+              <a:graphicData uri="http://schemas.openxmlformats.org/drawingml/2006/picture">
+                <pic:pic xmlns:pic="http://schemas.openxmlformats.org/drawingml/2006/picture">
+                  <pic:nvPicPr>
+                    <pic:cNvPr id="19" name="RURALNET.png"/>
+                    <pic:cNvPicPr/>
+                  </pic:nvPicPr>
+                  <pic:blipFill rotWithShape="1">
+                    <a:blip r:embed="rId7" cstate="print">
+                      <a:extLst>
+                        <a:ext uri="{28A0092B-C50C-407E-A947-70E740481C1C}">
+                          <a14:useLocalDpi xmlns:a14="http://schemas.microsoft.com/office/drawing/2010/main" val="0"/>
+                        </a:ext>
+                      </a:extLst>
+                    </a:blip>
+                    <a:srcRect b="38067"/>
+                    <a:stretch/>
+                  </pic:blipFill>
+                  <pic:spPr bwMode="auto">
+                    <a:xfrm>
+                      <a:off x="0" y="0"/>
+                      <a:ext cx="1665452" cy="669851"/>
+                    </a:xfrm>
+                    <a:prstGeom prst="rect">
+                      <a:avLst/>
+                    </a:prstGeom>
+                    <a:ln>
+                      <a:noFill/>
+                    </a:ln>
+                    <a:extLst>
+                      <a:ext uri="{53640926-AAD7-44D8-BBD7-CCE9431645EC}">
+                        <a14:shadowObscured xmlns:a14="http://schemas.microsoft.com/office/drawing/2010/main"/>
+                      </a:ext>
+                    </a:extLst>
+                  </pic:spPr>
+                </pic:pic>
+              </a:graphicData>
+            </a:graphic>
+            <wp14:sizeRelH relativeFrom="page">
+              <wp14:pctWidth>0</wp14:pctWidth>
+            </wp14:sizeRelH>
+            <wp14:sizeRelV relativeFrom="page">
+              <wp14:pctHeight>0</wp14:pctHeight>
+            </wp14:sizeRelV>
+          </wp:anchor>
+        </w:drawing>
+      </w:r>
+      <w:r>
+        <w:rPr>
+          <w:rFonts w:ascii="Times New Roman" w:hAnsi="Times New Roman" w:cs="Times New Roman"/>
+          <w:noProof/>
+          <w:sz w:val="24"/>
+          <w:szCs w:val="24"/>
+        </w:rPr>
+        <w:drawing>
+          <wp:anchor distT="36576" distB="36576" distL="36576" distR="36576" simplePos="0" relativeHeight="251667456" behindDoc="0" locked="0" layoutInCell="1" allowOverlap="1" wp14:anchorId="136E89A7" wp14:editId="12A390AE">
             <wp:simplePos x="0" y="0"/>
             <wp:positionH relativeFrom="column">
               <wp:posOffset>-885825</wp:posOffset>
@@ -45,7 +115,7 @@
                     </pic:cNvPicPr>
                   </pic:nvPicPr>
                   <pic:blipFill rotWithShape="1">
-                    <a:blip r:embed="rId7">
+                    <a:blip r:embed="rId8">
                       <a:extLst>
                         <a:ext uri="{28A0092B-C50C-407E-A947-70E740481C1C}">
                           <a14:useLocalDpi xmlns:a14="http://schemas.microsoft.com/office/drawing/2010/main" val="0"/>
@@ -96,7 +166,7 @@
         <mc:AlternateContent>
           <mc:Choice Requires="wps">
             <w:drawing>
-              <wp:anchor distT="0" distB="0" distL="114300" distR="114300" simplePos="0" relativeHeight="251662336" behindDoc="0" locked="0" layoutInCell="1" allowOverlap="1" wp14:anchorId="695E36D6" wp14:editId="5E6A9784">
+              <wp:anchor distT="0" distB="0" distL="114300" distR="114300" simplePos="0" relativeHeight="251662336" behindDoc="0" locked="0" layoutInCell="1" allowOverlap="1" wp14:anchorId="27F221DA" wp14:editId="0F097C58">
                 <wp:simplePos x="0" y="0"/>
                 <wp:positionH relativeFrom="column">
                   <wp:posOffset>4591050</wp:posOffset>
@@ -157,12 +227,24 @@
                             <w:pPr>
                               <w:jc w:val="right"/>
                             </w:pPr>
-                            <w:hyperlink r:id="rId8" w:history="1">
+                            <w:hyperlink r:id="rId9" w:history="1">
                               <w:r>
                                 <w:rPr>
                                   <w:rStyle w:val="Hyperlink"/>
                                 </w:rPr>
-                                <w:t>Ruralnet2016@gmail.com</w:t>
+                                <w:t>Rura</w:t>
+                              </w:r>
+                              <w:r>
+                                <w:rPr>
+                                  <w:rStyle w:val="Hyperlink"/>
+                                </w:rPr>
+                                <w:t>l</w:t>
+                              </w:r>
+                              <w:r>
+                                <w:rPr>
+                                  <w:rStyle w:val="Hyperlink"/>
+                                </w:rPr>
+                                <w:t>net2016@gmail.com</w:t>
                               </w:r>
                             </w:hyperlink>
                             <w:r>
@@ -173,12 +255,24 @@
                             <w:pPr>
                               <w:jc w:val="right"/>
                             </w:pPr>
-                            <w:hyperlink r:id="rId9" w:history="1">
+                            <w:hyperlink r:id="rId10" w:history="1">
                               <w:r>
                                 <w:rPr>
                                   <w:rStyle w:val="Hyperlink"/>
                                 </w:rPr>
-                                <w:t>www.ruralnetict.co.ke</w:t>
+                                <w:t>ru</w:t>
+                              </w:r>
+                              <w:r>
+                                <w:rPr>
+                                  <w:rStyle w:val="Hyperlink"/>
+                                </w:rPr>
+                                <w:t>r</w:t>
+                              </w:r>
+                              <w:r>
+                                <w:rPr>
+                                  <w:rStyle w:val="Hyperlink"/>
+                                </w:rPr>
+                                <w:t>alnet.co.ke</w:t>
                               </w:r>
                             </w:hyperlink>
                             <w:r>
@@ -205,9 +299,9 @@
               </wp:anchor>
             </w:drawing>
           </mc:Choice>
-          <mc:Fallback xmlns:cx1="http://schemas.microsoft.com/office/drawing/2015/9/8/chartex">
+          <mc:Fallback>
             <w:pict>
-              <v:shapetype w14:anchorId="695E36D6" id="_x0000_t202" coordsize="21600,21600" o:spt="202" path="m,l,21600r21600,l21600,xe">
+              <v:shapetype w14:anchorId="27F221DA" id="_x0000_t202" coordsize="21600,21600" o:spt="202" path="m,l,21600r21600,l21600,xe">
                 <v:stroke joinstyle="miter"/>
                 <v:path gradientshapeok="t" o:connecttype="rect"/>
               </v:shapetype>
@@ -226,12 +320,24 @@
                       <w:pPr>
                         <w:jc w:val="right"/>
                       </w:pPr>
-                      <w:hyperlink r:id="rId10" w:history="1">
+                      <w:hyperlink r:id="rId11" w:history="1">
                         <w:r>
                           <w:rPr>
                             <w:rStyle w:val="Hyperlink"/>
                           </w:rPr>
-                          <w:t>Ruralnet2016@gmail.com</w:t>
+                          <w:t>Rura</w:t>
+                        </w:r>
+                        <w:r>
+                          <w:rPr>
+                            <w:rStyle w:val="Hyperlink"/>
+                          </w:rPr>
+                          <w:t>l</w:t>
+                        </w:r>
+                        <w:r>
+                          <w:rPr>
+                            <w:rStyle w:val="Hyperlink"/>
+                          </w:rPr>
+                          <w:t>net2016@gmail.com</w:t>
                         </w:r>
                       </w:hyperlink>
                       <w:r>
@@ -242,12 +348,24 @@
                       <w:pPr>
                         <w:jc w:val="right"/>
                       </w:pPr>
-                      <w:hyperlink r:id="rId11" w:history="1">
+                      <w:hyperlink r:id="rId12" w:history="1">
                         <w:r>
                           <w:rPr>
                             <w:rStyle w:val="Hyperlink"/>
                           </w:rPr>
-                          <w:t>www.ruralnetict.co.ke</w:t>
+                          <w:t>ru</w:t>
+                        </w:r>
+                        <w:r>
+                          <w:rPr>
+                            <w:rStyle w:val="Hyperlink"/>
+                          </w:rPr>
+                          <w:t>r</w:t>
+                        </w:r>
+                        <w:r>
+                          <w:rPr>
+                            <w:rStyle w:val="Hyperlink"/>
+                          </w:rPr>
+                          <w:t>alnet.co.ke</w:t>
                         </w:r>
                       </w:hyperlink>
                       <w:r>
@@ -271,7 +389,7 @@
         <mc:AlternateContent>
           <mc:Choice Requires="wps">
             <w:drawing>
-              <wp:anchor distT="0" distB="0" distL="114300" distR="114300" simplePos="0" relativeHeight="251663360" behindDoc="0" locked="0" layoutInCell="1" allowOverlap="1" wp14:anchorId="3A4392BF" wp14:editId="4D618386">
+              <wp:anchor distT="0" distB="0" distL="114300" distR="114300" simplePos="0" relativeHeight="251663360" behindDoc="0" locked="0" layoutInCell="1" allowOverlap="1" wp14:anchorId="79F3EEC4" wp14:editId="1E1BDB41">
                 <wp:simplePos x="0" y="0"/>
                 <wp:positionH relativeFrom="column">
                   <wp:posOffset>-476250</wp:posOffset>
@@ -332,8 +450,21 @@
                             <w:pPr>
                               <w:spacing w:after="0"/>
                             </w:pPr>
+                            <w:proofErr w:type="spellStart"/>
                             <w:r>
-                              <w:t>Oguya plaza, Ugunja town</w:t>
+                              <w:t>Oguya</w:t>
+                            </w:r>
+                            <w:proofErr w:type="spellEnd"/>
+                            <w:r>
+                              <w:t xml:space="preserve"> plaza, </w:t>
+                            </w:r>
+                            <w:proofErr w:type="spellStart"/>
+                            <w:r>
+                              <w:t>Ugunja</w:t>
+                            </w:r>
+                            <w:proofErr w:type="spellEnd"/>
+                            <w:r>
+                              <w:t xml:space="preserve"> town</w:t>
                             </w:r>
                           </w:p>
                           <w:p>
@@ -341,7 +472,15 @@
                               <w:spacing w:after="0"/>
                             </w:pPr>
                             <w:r>
-                              <w:t>Along Kisumu/Busia Road</w:t>
+                              <w:t>Along Kisumu/</w:t>
+                            </w:r>
+                            <w:proofErr w:type="spellStart"/>
+                            <w:r>
+                              <w:t>Busia</w:t>
+                            </w:r>
+                            <w:proofErr w:type="spellEnd"/>
+                            <w:r>
+                              <w:t xml:space="preserve"> Road</w:t>
                             </w:r>
                           </w:p>
                           <w:p>
@@ -349,7 +488,15 @@
                               <w:spacing w:after="0"/>
                             </w:pPr>
                             <w:r>
-                              <w:t>Opposite Easy  Coach booking office</w:t>
+                              <w:t xml:space="preserve">Opposite </w:t>
+                            </w:r>
+                            <w:proofErr w:type="gramStart"/>
+                            <w:r>
+                              <w:t>Easy  Coach</w:t>
+                            </w:r>
+                            <w:proofErr w:type="gramEnd"/>
+                            <w:r>
+                              <w:t xml:space="preserve"> booking office</w:t>
                             </w:r>
                           </w:p>
                         </w:txbxContent>
@@ -432,7 +579,7 @@
           <w:szCs w:val="24"/>
         </w:rPr>
         <w:drawing>
-          <wp:anchor distT="36576" distB="36576" distL="36576" distR="36576" simplePos="0" relativeHeight="251666432" behindDoc="0" locked="0" layoutInCell="1" allowOverlap="1" wp14:anchorId="1E578BC5" wp14:editId="1F99C66E">
+          <wp:anchor distT="36576" distB="36576" distL="36576" distR="36576" simplePos="0" relativeHeight="251666432" behindDoc="0" locked="0" layoutInCell="1" allowOverlap="1" wp14:anchorId="2DB6FE71" wp14:editId="604C06DF">
             <wp:simplePos x="0" y="0"/>
             <wp:positionH relativeFrom="column">
               <wp:posOffset>4980940</wp:posOffset>
@@ -457,7 +604,7 @@
                     </pic:cNvPicPr>
                   </pic:nvPicPr>
                   <pic:blipFill rotWithShape="1">
-                    <a:blip r:embed="rId7">
+                    <a:blip r:embed="rId8">
                       <a:extLst>
                         <a:ext uri="{28A0092B-C50C-407E-A947-70E740481C1C}">
                           <a14:useLocalDpi xmlns:a14="http://schemas.microsoft.com/office/drawing/2010/main" val="0"/>
@@ -471,80 +618,6 @@
                     <a:xfrm>
                       <a:off x="0" y="0"/>
                       <a:ext cx="1857375" cy="809625"/>
-                    </a:xfrm>
-                    <a:prstGeom prst="rect">
-                      <a:avLst/>
-                    </a:prstGeom>
-                    <a:noFill/>
-                    <a:ln>
-                      <a:noFill/>
-                    </a:ln>
-                    <a:effectLst/>
-                    <a:extLst>
-                      <a:ext uri="{53640926-AAD7-44D8-BBD7-CCE9431645EC}">
-                        <a14:shadowObscured xmlns:a14="http://schemas.microsoft.com/office/drawing/2010/main"/>
-                      </a:ext>
-                    </a:extLst>
-                  </pic:spPr>
-                </pic:pic>
-              </a:graphicData>
-            </a:graphic>
-            <wp14:sizeRelH relativeFrom="page">
-              <wp14:pctWidth>0</wp14:pctWidth>
-            </wp14:sizeRelH>
-            <wp14:sizeRelV relativeFrom="page">
-              <wp14:pctHeight>0</wp14:pctHeight>
-            </wp14:sizeRelV>
-          </wp:anchor>
-        </w:drawing>
-      </w:r>
-      <w:r>
-        <w:rPr>
-          <w:rFonts w:ascii="Times New Roman" w:hAnsi="Times New Roman" w:cs="Times New Roman"/>
-          <w:noProof/>
-          <w:sz w:val="24"/>
-          <w:szCs w:val="24"/>
-        </w:rPr>
-        <w:drawing>
-          <wp:anchor distT="36576" distB="36576" distL="36576" distR="36576" simplePos="0" relativeHeight="251664384" behindDoc="0" locked="0" layoutInCell="1" allowOverlap="1" wp14:anchorId="7AD58423" wp14:editId="6C3B38C2">
-            <wp:simplePos x="0" y="0"/>
-            <wp:positionH relativeFrom="column">
-              <wp:posOffset>1704975</wp:posOffset>
-            </wp:positionH>
-            <wp:positionV relativeFrom="paragraph">
-              <wp:posOffset>-923925</wp:posOffset>
-            </wp:positionV>
-            <wp:extent cx="2923540" cy="866775"/>
-            <wp:effectExtent l="0" t="0" r="0" b="9525"/>
-            <wp:wrapNone/>
-            <wp:docPr id="6" name="Picture 6" descr="ruralnet billboard advert"/>
-            <wp:cNvGraphicFramePr>
-              <a:graphicFrameLocks xmlns:a="http://schemas.openxmlformats.org/drawingml/2006/main" noChangeAspect="1"/>
-            </wp:cNvGraphicFramePr>
-            <a:graphic xmlns:a="http://schemas.openxmlformats.org/drawingml/2006/main">
-              <a:graphicData uri="http://schemas.openxmlformats.org/drawingml/2006/picture">
-                <pic:pic xmlns:pic="http://schemas.openxmlformats.org/drawingml/2006/picture">
-                  <pic:nvPicPr>
-                    <pic:cNvPr id="0" name="Picture 2" descr="ruralnet billboard advert"/>
-                    <pic:cNvPicPr>
-                      <a:picLocks noChangeAspect="1" noChangeArrowheads="1"/>
-                    </pic:cNvPicPr>
-                  </pic:nvPicPr>
-                  <pic:blipFill rotWithShape="1">
-                    <a:blip r:embed="rId12">
-                      <a:extLst>
-                        <a:ext uri="{28A0092B-C50C-407E-A947-70E740481C1C}">
-                          <a14:useLocalDpi xmlns:a14="http://schemas.microsoft.com/office/drawing/2010/main" val="0"/>
-                        </a:ext>
-                      </a:extLst>
-                    </a:blip>
-                    <a:srcRect l="4516" r="6774" b="67596"/>
-                    <a:stretch/>
-                  </pic:blipFill>
-                  <pic:spPr bwMode="auto">
-                    <a:xfrm>
-                      <a:off x="0" y="0"/>
-                      <a:ext cx="2923540" cy="866775"/>
                     </a:xfrm>
                     <a:prstGeom prst="rect">
                       <a:avLst/>
@@ -965,17 +1038,7 @@
           <w:sz w:val="24"/>
           <w:szCs w:val="24"/>
         </w:rPr>
-        <w:t>Types of computer</w:t>
-      </w:r>
-      <w:bookmarkStart w:id="0" w:name="_GoBack"/>
-      <w:bookmarkEnd w:id="0"/>
-      <w:r>
-        <w:rPr>
-          <w:rFonts w:ascii="Times New Roman" w:eastAsia="Times New Roman" w:hAnsi="Times New Roman" w:cs="Times New Roman"/>
-          <w:sz w:val="24"/>
-          <w:szCs w:val="24"/>
-        </w:rPr>
-        <w:t>s</w:t>
+        <w:t>Types of computers</w:t>
       </w:r>
     </w:p>
     <w:p>
@@ -1129,7 +1192,17 @@
           <w:sz w:val="24"/>
           <w:szCs w:val="24"/>
         </w:rPr>
-        <w:t>Document preparation practice (letters, memos, CVs, reports)</w:t>
+        <w:t>Document preparation pract</w:t>
+      </w:r>
+      <w:bookmarkStart w:id="0" w:name="_GoBack"/>
+      <w:bookmarkEnd w:id="0"/>
+      <w:r>
+        <w:rPr>
+          <w:rFonts w:ascii="Times New Roman" w:eastAsia="Times New Roman" w:hAnsi="Times New Roman" w:cs="Times New Roman"/>
+          <w:sz w:val="24"/>
+          <w:szCs w:val="24"/>
+        </w:rPr>
+        <w:t>ice (letters, memos, CVs, reports)</w:t>
       </w:r>
     </w:p>
     <w:p>
@@ -2049,8 +2122,20 @@
           <w:sz w:val="32"/>
           <w:szCs w:val="32"/>
         </w:rPr>
-        <w:t>Week 6: Desktop Publishing (DTP) – MS Publisher / Canva</w:t>
-      </w:r>
+        <w:t xml:space="preserve">Week 6: Desktop Publishing (DTP) – MS Publisher / </w:t>
+      </w:r>
+      <w:proofErr w:type="spellStart"/>
+      <w:r>
+        <w:rPr>
+          <w:rFonts w:ascii="Times New Roman" w:eastAsia="Times New Roman" w:hAnsi="Times New Roman" w:cs="Times New Roman"/>
+          <w:b/>
+          <w:bCs/>
+          <w:sz w:val="32"/>
+          <w:szCs w:val="32"/>
+        </w:rPr>
+        <w:t>Canva</w:t>
+      </w:r>
+      <w:proofErr w:type="spellEnd"/>
     </w:p>
     <w:p>
       <w:pPr>
@@ -2636,7 +2721,7 @@
       <w:footerReference w:type="default" r:id="rId16"/>
       <w:headerReference w:type="first" r:id="rId17"/>
       <w:pgSz w:w="12240" w:h="15840"/>
-      <w:pgMar w:top="1170" w:right="720" w:bottom="1440" w:left="1440" w:header="720" w:footer="720" w:gutter="0"/>
+      <w:pgMar w:top="1170" w:right="720" w:bottom="1440" w:left="1080" w:header="720" w:footer="720" w:gutter="0"/>
       <w:pgBorders w:offsetFrom="page">
         <w:top w:val="double" w:sz="4" w:space="24" w:color="00B050"/>
         <w:left w:val="double" w:sz="4" w:space="24" w:color="00B050"/>
@@ -2679,7 +2764,7 @@
 <w:ftr xmlns:wpc="http://schemas.microsoft.com/office/word/2010/wordprocessingCanvas" xmlns:cx="http://schemas.microsoft.com/office/drawing/2014/chartex" xmlns:mc="http://schemas.openxmlformats.org/markup-compatibility/2006" xmlns:o="urn:schemas-microsoft-com:office:office" xmlns:r="http://schemas.openxmlformats.org/officeDocument/2006/relationships" xmlns:m="http://schemas.openxmlformats.org/officeDocument/2006/math" xmlns:v="urn:schemas-microsoft-com:vml" xmlns:wp14="http://schemas.microsoft.com/office/word/2010/wordprocessingDrawing" xmlns:wp="http://schemas.openxmlformats.org/drawingml/2006/wordprocessingDrawing" xmlns:w10="urn:schemas-microsoft-com:office:word" xmlns:w="http://schemas.openxmlformats.org/wordprocessingml/2006/main" xmlns:w14="http://schemas.microsoft.com/office/word/2010/wordml" xmlns:w15="http://schemas.microsoft.com/office/word/2012/wordml" xmlns:w16se="http://schemas.microsoft.com/office/word/2015/wordml/symex" xmlns:wpg="http://schemas.microsoft.com/office/word/2010/wordprocessingGroup" xmlns:wpi="http://schemas.microsoft.com/office/word/2010/wordprocessingInk" xmlns:wne="http://schemas.microsoft.com/office/word/2006/wordml" xmlns:wps="http://schemas.microsoft.com/office/word/2010/wordprocessingShape" mc:Ignorable="w14 w15 w16se wp14">
   <w:sdt>
     <w:sdtPr>
-      <w:id w:val="-2073496650"/>
+      <w:id w:val="1998058926"/>
       <w:docPartObj>
         <w:docPartGallery w:val="Page Numbers (Bottom of Page)"/>
         <w:docPartUnique/>
@@ -2689,7 +2774,7 @@
     <w:sdtContent>
       <w:sdt>
         <w:sdtPr>
-          <w:id w:val="-1769616900"/>
+          <w:id w:val="-1988625627"/>
           <w:docPartObj>
             <w:docPartGallery w:val="Page Numbers (Top of Page)"/>
             <w:docPartUnique/>
@@ -2700,28 +2785,16 @@
           <w:p>
             <w:pPr>
               <w:pStyle w:val="Footer"/>
-              <w:jc w:val="right"/>
             </w:pPr>
             <w:r>
               <w:rPr>
-                <w:rFonts w:ascii="Times New Roman" w:hAnsi="Times New Roman" w:cs="Times New Roman"/>
                 <w:noProof/>
-                <w:sz w:val="24"/>
-                <w:szCs w:val="24"/>
               </w:rPr>
               <w:drawing>
-                <wp:anchor distT="36576" distB="36576" distL="36576" distR="36576" simplePos="0" relativeHeight="251665408" behindDoc="0" locked="0" layoutInCell="1" allowOverlap="1" wp14:anchorId="1E776FF5" wp14:editId="670ECB1D">
-                  <wp:simplePos x="0" y="0"/>
-                  <wp:positionH relativeFrom="column">
-                    <wp:posOffset>-904875</wp:posOffset>
-                  </wp:positionH>
-                  <wp:positionV relativeFrom="paragraph">
-                    <wp:posOffset>-135255</wp:posOffset>
-                  </wp:positionV>
-                  <wp:extent cx="1781175" cy="528085"/>
-                  <wp:effectExtent l="0" t="0" r="0" b="5715"/>
-                  <wp:wrapNone/>
-                  <wp:docPr id="8" name="Picture 8" descr="ruralnet billboard advert"/>
+                <wp:inline distT="0" distB="0" distL="0" distR="0" wp14:anchorId="23F5AC40" wp14:editId="22DDEBD1">
+                  <wp:extent cx="1065811" cy="435934"/>
+                  <wp:effectExtent l="0" t="0" r="1270" b="2540"/>
+                  <wp:docPr id="18" name="Picture 18"/>
                   <wp:cNvGraphicFramePr>
                     <a:graphicFrameLocks xmlns:a="http://schemas.openxmlformats.org/drawingml/2006/main" noChangeAspect="1"/>
                   </wp:cNvGraphicFramePr>
@@ -2729,10 +2802,8 @@
                     <a:graphicData uri="http://schemas.openxmlformats.org/drawingml/2006/picture">
                       <pic:pic xmlns:pic="http://schemas.openxmlformats.org/drawingml/2006/picture">
                         <pic:nvPicPr>
-                          <pic:cNvPr id="0" name="Picture 2" descr="ruralnet billboard advert"/>
-                          <pic:cNvPicPr>
-                            <a:picLocks noChangeAspect="1" noChangeArrowheads="1"/>
-                          </pic:cNvPicPr>
+                          <pic:cNvPr id="2" name="RURALNET.png"/>
+                          <pic:cNvPicPr/>
                         </pic:nvPicPr>
                         <pic:blipFill rotWithShape="1">
                           <a:blip r:embed="rId1">
@@ -2742,22 +2813,20 @@
                               </a:ext>
                             </a:extLst>
                           </a:blip>
-                          <a:srcRect l="4516" r="6774" b="67596"/>
+                          <a:srcRect b="37017"/>
                           <a:stretch/>
                         </pic:blipFill>
                         <pic:spPr bwMode="auto">
                           <a:xfrm>
                             <a:off x="0" y="0"/>
-                            <a:ext cx="1781175" cy="528085"/>
+                            <a:ext cx="1069878" cy="437597"/>
                           </a:xfrm>
                           <a:prstGeom prst="rect">
                             <a:avLst/>
                           </a:prstGeom>
-                          <a:noFill/>
                           <a:ln>
                             <a:noFill/>
                           </a:ln>
-                          <a:effectLst/>
                           <a:extLst>
                             <a:ext uri="{53640926-AAD7-44D8-BBD7-CCE9431645EC}">
                               <a14:shadowObscured xmlns:a14="http://schemas.microsoft.com/office/drawing/2010/main"/>
@@ -2767,13 +2836,7 @@
                       </pic:pic>
                     </a:graphicData>
                   </a:graphic>
-                  <wp14:sizeRelH relativeFrom="page">
-                    <wp14:pctWidth>0</wp14:pctWidth>
-                  </wp14:sizeRelH>
-                  <wp14:sizeRelV relativeFrom="page">
-                    <wp14:pctHeight>0</wp14:pctHeight>
-                  </wp14:sizeRelV>
-                </wp:anchor>
+                </wp:inline>
               </w:drawing>
             </w:r>
             <w:r>
@@ -5216,6 +5279,18 @@
       <w:u w:val="single"/>
     </w:rPr>
   </w:style>
+  <w:style w:type="character" w:styleId="FollowedHyperlink">
+    <w:name w:val="FollowedHyperlink"/>
+    <w:basedOn w:val="DefaultParagraphFont"/>
+    <w:uiPriority w:val="99"/>
+    <w:semiHidden/>
+    <w:unhideWhenUsed/>
+    <w:rsid w:val="005B76F8"/>
+    <w:rPr>
+      <w:color w:val="954F72" w:themeColor="followedHyperlink"/>
+      <w:u w:val="single"/>
+    </w:rPr>
+  </w:style>
 </w:styles>
 </file>
 
